--- a/중국어_대화문/7부_docx/7부_10화_세_번째_만남.docx
+++ b/중국어_대화문/7부_docx/7부_10화_세_번째_만남.docx
@@ -779,7 +779,7 @@
         <w:t>梅若兰:</w:t>
       </w:r>
       <w:r>
-        <w:t xml:space="preserve"> 他让我保管三十年，我说好。他又说，别问是什么。我今天才算把这个“什么”交出去。</w:t>
+        <w:t xml:space="preserve"> 他让我替他保管，我说好。他又说，别问是什么。我今天才算把这个“什么”交出去。</w:t>
       </w:r>
     </w:p>
     <w:p>
@@ -1137,7 +1137,7 @@
         <w:t>苏敏:</w:t>
       </w:r>
       <w:r>
-        <w:t xml:space="preserve"> 记录就够了。（拿起暖壶，拿起一只纸杯，一边倒水，一边撮了几片茉莉花茶放进去）茶叶是邓大姐塞在布包里的，一共不到五十克，今天是第二十二天，还剩一半。</w:t>
+        <w:t xml:space="preserve"> 记录就够了。（拿起暖壶，拿起一只纸杯，一边倒水，一边撮了几片茉莉花茶放进去）茶叶是邓姨塞在布包里的，一共不到五十克，今天是第二十二天，还剩一半。</w:t>
       </w:r>
     </w:p>
     <w:p>
@@ -1678,7 +1678,7 @@
         <w:t>苏敏:</w:t>
       </w:r>
       <w:r>
-        <w:t xml:space="preserve"> 第一条，灯。夜里不熄，只调暗一档。我习惯了，但是我说，睡眠受到影响。第二条，一月二十六日递交的辩护委托书，批复二月八日下来了，八个字，“不予批准会见”。我要书面副本。第三条——（停了停）决定书最上面一行，“总书记批示编号”，批示栏无字。请记录：被监视居住人询问，该编号是批示，还是号。没有得到答复。</w:t>
+        <w:t xml:space="preserve"> 第一条，灯。夜里不熄，只调暗一档。我习惯了，但是我说，睡眠受到影响。第二条，一月二十六日递交的辩护委托书，批复二月八日下来了，六个字，“不予批准会见”。我要书面副本。第三条——（停了停）决定书最上面一行，“总书记批示编号”，批示栏无字。请记录：被监视居住人询问，该编号是批示，还是号。没有得到答复。</w:t>
       </w:r>
     </w:p>
     <w:p>
@@ -1875,7 +1875,7 @@
         <w:t>沈知远:</w:t>
       </w:r>
       <w:r>
-        <w:t xml:space="preserve"> 这一张，不是案卷。梅老师保管了三十年，我可以念，不可以交。</w:t>
+        <w:t xml:space="preserve"> 这一张，不是案卷。梅老师替他保管着，我可以念，不可以交。</w:t>
       </w:r>
     </w:p>
     <w:p>
@@ -2310,7 +2310,7 @@
     </w:p>
     <w:p>
       <w:r>
-        <w:t>(他走到墙角的小水槽边，用温水一遍一遍冲，用拇指擦过缺口，不扎手，凉。他拿毛巾擦干，放在桌上，没有放回抽屉。靠窗那把空椅子前面的茶几上，还放着昨夜那只盖碗，水早凉了。他端起来，倒进水槽，洗净，擦干，放回柜子里，没有再倒。)</w:t>
+        <w:t>(他走到墙角的小水槽边，用温水一遍一遍冲，用拇指擦过缺口，不扎手，凉。他拿毛巾擦干，放在桌上，没有放回抽屉。靠窗那把空椅子前面的茶几上，还放着二月十三日夜里倒的那只盖碗，水早凉了。他端起来，倒进水槽，洗净，擦干，放回柜子里，没有再倒。)</w:t>
       </w:r>
     </w:p>
     <w:p>
